--- a/操作說明書_v2.docx
+++ b/操作說明書_v2.docx
@@ -3081,7 +3081,29 @@
           <w:sz w:val="22"/>
           <w:szCs w:val="22"/>
         </w:rPr>
-        <w:t xml:space="preserve">⚠️ Windows 用戶請直接在 RPI5 上執行 certbot，gen_cert.sh 僅適用於 Mac/Linux 電腦。</w:t>
+        <w:t xml:space="preserve">在 RPI5 上直接申請 Let's Encrypt 憑證，整個流程一次完成，不需在外部電腦操作。DNS-01 驗證只需 RPI5 能連外網即可，不需要開 port 或被外網連線進來。</w:t>
+      </w:r>
+    </w:p>
+    <w:p>
+      <w:pPr>
+        <w:spacing w:after="0" w:before="80"/>
+      </w:pPr>
+    </w:p>
+    <w:p>
+      <w:pPr>
+        <w:pStyle w:val="Heading3"/>
+        <w:spacing w:after="80" w:before="200"/>
+      </w:pPr>
+      <w:r>
+        <w:rPr>
+          <w:rFonts w:ascii="Arial" w:cs="Arial" w:eastAsia="Arial" w:hAnsi="Arial"/>
+          <w:b/>
+          <w:bCs/>
+          <w:color w:val="595959"/>
+          <w:sz w:val="22"/>
+          <w:szCs w:val="22"/>
+        </w:rPr>
+        <w:t xml:space="preserve">步驟 1：安裝 certbot</w:t>
       </w:r>
     </w:p>
     <w:p>
@@ -3097,7 +3119,7 @@
           <w:sz w:val="22"/>
           <w:szCs w:val="22"/>
         </w:rPr>
-        <w:t xml:space="preserve">RPI5 接上網路線，SSH 進去後執行：</w:t>
+        <w:t xml:space="preserve">SSH 進入 RPI5 後，先安裝 certbot（首次申請時才需要）：</w:t>
       </w:r>
     </w:p>
     <w:p>
@@ -3119,7 +3141,176 @@
           <w:sz w:val="18"/>
           <w:szCs w:val="18"/>
         </w:rPr>
-        <w:t xml:space="preserve"># 1. 安裝 certbot</w:t>
+        <w:t xml:space="preserve">sudo apt update &amp;&amp; sudo apt install -y certbot</w:t>
+      </w:r>
+    </w:p>
+    <w:p>
+      <w:pPr>
+        <w:spacing w:after="0" w:before="80"/>
+      </w:pPr>
+    </w:p>
+    <w:p>
+      <w:pPr>
+        <w:pStyle w:val="Heading3"/>
+        <w:spacing w:after="80" w:before="200"/>
+      </w:pPr>
+      <w:r>
+        <w:rPr>
+          <w:rFonts w:ascii="Arial" w:cs="Arial" w:eastAsia="Arial" w:hAnsi="Arial"/>
+          <w:b/>
+          <w:bCs/>
+          <w:color w:val="595959"/>
+          <w:sz w:val="22"/>
+          <w:szCs w:val="22"/>
+        </w:rPr>
+        <w:t xml:space="preserve">步驟 2：取得 DuckDNS token（重要）</w:t>
+      </w:r>
+    </w:p>
+    <w:p>
+      <w:pPr>
+        <w:spacing w:after="80" w:before="80"/>
+      </w:pPr>
+      <w:r>
+        <w:rPr>
+          <w:rFonts w:ascii="Arial" w:cs="Arial" w:eastAsia="Arial" w:hAnsi="Arial"/>
+          <w:b w:val="false"/>
+          <w:bCs w:val="false"/>
+          <w:color w:val="000000"/>
+          <w:sz w:val="22"/>
+          <w:szCs w:val="22"/>
+        </w:rPr>
+        <w:t xml:space="preserve">申請前請先從 DuckDNS 取得你的 token：</w:t>
+      </w:r>
+    </w:p>
+    <w:p>
+      <w:pPr>
+        <w:numPr>
+          <w:ilvl w:val="0"/>
+          <w:numId w:val="2"/>
+        </w:numPr>
+        <w:spacing w:after="60" w:before="60"/>
+      </w:pPr>
+      <w:r>
+        <w:rPr>
+          <w:rFonts w:ascii="Arial" w:cs="Arial" w:eastAsia="Arial" w:hAnsi="Arial"/>
+          <w:sz w:val="22"/>
+          <w:szCs w:val="22"/>
+        </w:rPr>
+        <w:t xml:space="preserve">用瀏覽器登入 https://www.duckdns.org</w:t>
+      </w:r>
+    </w:p>
+    <w:p>
+      <w:pPr>
+        <w:numPr>
+          <w:ilvl w:val="0"/>
+          <w:numId w:val="2"/>
+        </w:numPr>
+        <w:spacing w:after="60" w:before="60"/>
+      </w:pPr>
+      <w:r>
+        <w:rPr>
+          <w:rFonts w:ascii="Arial" w:cs="Arial" w:eastAsia="Arial" w:hAnsi="Arial"/>
+          <w:sz w:val="22"/>
+          <w:szCs w:val="22"/>
+        </w:rPr>
+        <w:t xml:space="preserve">頁面上方 token 欄位的字串即為你的 token，格式類似：xxxxxxxx-xxxx-xxxx-xxxx-xxxxxxxxxxxx</w:t>
+      </w:r>
+    </w:p>
+    <w:p>
+      <w:pPr>
+        <w:numPr>
+          <w:ilvl w:val="0"/>
+          <w:numId w:val="2"/>
+        </w:numPr>
+        <w:spacing w:after="60" w:before="60"/>
+      </w:pPr>
+      <w:r>
+        <w:rPr>
+          <w:rFonts w:ascii="Arial" w:cs="Arial" w:eastAsia="Arial" w:hAnsi="Arial"/>
+          <w:sz w:val="22"/>
+          <w:szCs w:val="22"/>
+        </w:rPr>
+        <w:t xml:space="preserve">複製 token 備用（待會更新 DNS 時需要用到）</w:t>
+      </w:r>
+    </w:p>
+    <w:tbl>
+      <w:tblPr>
+        <w:tblW w:type="dxa" w:w="9360"/>
+        <w:tblCellMar>
+          <w:top w:type="dxa" w:w="0"/>
+          <w:bottom w:type="dxa" w:w="0"/>
+        </w:tblCellMar>
+      </w:tblPr>
+      <w:tblGrid>
+        <w:gridCol w:w="9360"/>
+      </w:tblGrid>
+      <w:tr>
+        <w:tc>
+          <w:tcPr>
+            <w:tcW w:type="dxa" w:w="9360"/>
+            <w:tcBorders>
+              <w:top w:val="single" w:sz="3" w:color="C45B1A"/>
+              <w:left w:val="single" w:sz="8" w:color="C45B1A"/>
+              <w:bottom w:val="single" w:sz="1" w:color="C45B1A"/>
+              <w:right w:val="single" w:sz="1" w:color="C45B1A"/>
+            </w:tcBorders>
+            <w:shd w:fill="FEF0E6" w:val="clear"/>
+            <w:tcMar>
+              <w:top w:type="dxa" w:w="120"/>
+              <w:left w:type="dxa" w:w="200"/>
+              <w:bottom w:type="dxa" w:w="120"/>
+              <w:right w:type="dxa" w:w="200"/>
+            </w:tcMar>
+          </w:tcPr>
+          <w:p>
+            <w:r>
+              <w:rPr>
+                <w:rFonts w:ascii="Arial" w:cs="Arial" w:eastAsia="Arial" w:hAnsi="Arial"/>
+                <w:sz w:val="20"/>
+                <w:szCs w:val="20"/>
+              </w:rPr>
+              <w:t xml:space="preserve">⚠️ 若不小心點到 recreate token，舊 token 會失效並產生新的 token，這是正常情況，用新 token 即可，但其他地方使用舊 token 的服務需同步更新。</w:t>
+            </w:r>
+          </w:p>
+        </w:tc>
+      </w:tr>
+    </w:tbl>
+    <w:p>
+      <w:pPr>
+        <w:spacing w:after="0" w:before="160"/>
+      </w:pPr>
+    </w:p>
+    <w:p>
+      <w:pPr>
+        <w:pStyle w:val="Heading3"/>
+        <w:spacing w:after="80" w:before="200"/>
+      </w:pPr>
+      <w:r>
+        <w:rPr>
+          <w:rFonts w:ascii="Arial" w:cs="Arial" w:eastAsia="Arial" w:hAnsi="Arial"/>
+          <w:b/>
+          <w:bCs/>
+          <w:color w:val="595959"/>
+          <w:sz w:val="22"/>
+          <w:szCs w:val="22"/>
+        </w:rPr>
+        <w:t xml:space="preserve">步驟 3：執行 certbot 申請憑證</w:t>
+      </w:r>
+    </w:p>
+    <w:p>
+      <w:pPr>
+        <w:spacing w:after="80" w:before="80"/>
+      </w:pPr>
+      <w:r>
+        <w:rPr>
+          <w:rFonts w:ascii="Arial" w:cs="Arial" w:eastAsia="Arial" w:hAnsi="Arial"/>
+          <w:b w:val="false"/>
+          <w:bCs w:val="false"/>
+          <w:color w:val="000000"/>
+          <w:sz w:val="22"/>
+          <w:szCs w:val="22"/>
+        </w:rPr>
+        <w:t xml:space="preserve">在 RPI5 上執行以下指令（email 換成你自己的）：</w:t>
       </w:r>
     </w:p>
     <w:p>
@@ -3141,7 +3332,7 @@
           <w:sz w:val="18"/>
           <w:szCs w:val="18"/>
         </w:rPr>
-        <w:t xml:space="preserve">sudo apt update &amp;&amp; sudo apt install -y certbot</w:t>
+        <w:t xml:space="preserve">sudo certbot certonly \</w:t>
       </w:r>
     </w:p>
     <w:p>
@@ -3163,7 +3354,7 @@
           <w:sz w:val="18"/>
           <w:szCs w:val="18"/>
         </w:rPr>
-        <w:t xml:space="preserve"/>
+        <w:t xml:space="preserve">  --manual \</w:t>
       </w:r>
     </w:p>
     <w:p>
@@ -3185,7 +3376,7 @@
           <w:sz w:val="18"/>
           <w:szCs w:val="18"/>
         </w:rPr>
-        <w:t xml:space="preserve"># 2. 申請憑證</w:t>
+        <w:t xml:space="preserve">  --preferred-challenges dns \</w:t>
       </w:r>
     </w:p>
     <w:p>
@@ -3207,7 +3398,7 @@
           <w:sz w:val="18"/>
           <w:szCs w:val="18"/>
         </w:rPr>
-        <w:t xml:space="preserve">sudo certbot certonly \</w:t>
+        <w:t xml:space="preserve">  --agree-tos \</w:t>
       </w:r>
     </w:p>
     <w:p>
@@ -3229,7 +3420,7 @@
           <w:sz w:val="18"/>
           <w:szCs w:val="18"/>
         </w:rPr>
-        <w:t xml:space="preserve">  --manual --preferred-challenges dns \</w:t>
+        <w:t xml:space="preserve">  --email your@email.com \</w:t>
       </w:r>
     </w:p>
     <w:p>
@@ -3251,7 +3442,28 @@
           <w:sz w:val="18"/>
           <w:szCs w:val="18"/>
         </w:rPr>
-        <w:t xml:space="preserve">  --agree-tos --email your@email.com \</w:t>
+        <w:t xml:space="preserve">  -d rpi5demo.duckdns.org</w:t>
+      </w:r>
+    </w:p>
+    <w:p>
+      <w:pPr>
+        <w:spacing w:after="80" w:before="80"/>
+      </w:pPr>
+    </w:p>
+    <w:p>
+      <w:pPr>
+        <w:spacing w:after="80" w:before="80"/>
+      </w:pPr>
+      <w:r>
+        <w:rPr>
+          <w:rFonts w:ascii="Arial" w:cs="Arial" w:eastAsia="Arial" w:hAnsi="Arial"/>
+          <w:b w:val="false"/>
+          <w:bCs w:val="false"/>
+          <w:color w:val="000000"/>
+          <w:sz w:val="22"/>
+          <w:szCs w:val="22"/>
+        </w:rPr>
+        <w:t xml:space="preserve">執行到一半會暫停並顯示驗證碼，畫面類似：</w:t>
       </w:r>
     </w:p>
     <w:p>
@@ -3269,75 +3481,11 @@
       <w:r>
         <w:rPr>
           <w:rFonts w:ascii="Consolas" w:cs="Consolas" w:eastAsia="Consolas" w:hAnsi="Consolas"/>
-          <w:color w:val="A9DC76"/>
+          <w:color w:val="636F88"/>
           <w:sz w:val="18"/>
           <w:szCs w:val="18"/>
         </w:rPr>
-        <w:t xml:space="preserve">  -d rpi5demo.duckdns.org</w:t>
-      </w:r>
-    </w:p>
-    <w:p>
-      <w:pPr>
-        <w:spacing w:after="80" w:before="80"/>
-      </w:pPr>
-    </w:p>
-    <w:p>
-      <w:pPr>
-        <w:spacing w:after="80" w:before="80"/>
-      </w:pPr>
-      <w:r>
-        <w:rPr>
-          <w:rFonts w:ascii="Arial" w:cs="Arial" w:eastAsia="Arial" w:hAnsi="Arial"/>
-          <w:b w:val="false"/>
-          <w:bCs w:val="false"/>
-          <w:color w:val="000000"/>
-          <w:sz w:val="22"/>
-          <w:szCs w:val="22"/>
-        </w:rPr>
-        <w:t xml:space="preserve">certbot 暫停時，去 duckdns.org 的「current txt」欄位貼上驗證碼並按「update txt」，再回 RPI5 按 Enter。驗證通過後憑證自動存到 /etc/letsencrypt/。</w:t>
-      </w:r>
-    </w:p>
-    <w:p>
-      <w:pPr>
-        <w:spacing w:after="0" w:before="80"/>
-      </w:pPr>
-    </w:p>
-    <w:p>
-      <w:pPr>
-        <w:spacing w:after="80" w:before="80"/>
-      </w:pPr>
-      <w:r>
-        <w:rPr>
-          <w:rFonts w:ascii="Arial" w:cs="Arial" w:eastAsia="Arial" w:hAnsi="Arial"/>
-          <w:b w:val="false"/>
-          <w:bCs w:val="false"/>
-          <w:color w:val="000000"/>
-          <w:sz w:val="22"/>
-          <w:szCs w:val="22"/>
-        </w:rPr>
-        <w:t xml:space="preserve">DuckDNS 可用任何裝置的瀏覽器登入操作，不需要在 RPI5 上開瀏覽器。</w:t>
-      </w:r>
-    </w:p>
-    <w:p>
-      <w:pPr>
-        <w:spacing w:after="0" w:before="160"/>
-      </w:pPr>
-    </w:p>
-    <w:p>
-      <w:pPr>
-        <w:pStyle w:val="Heading2"/>
-        <w:spacing w:after="100" w:before="280"/>
-      </w:pPr>
-      <w:r>
-        <w:rPr>
-          <w:rFonts w:ascii="Arial" w:cs="Arial" w:eastAsia="Arial" w:hAnsi="Arial"/>
-          <w:b/>
-          <w:bCs/>
-          <w:color w:val="1F5C99"/>
-          <w:sz w:val="26"/>
-          <w:szCs w:val="26"/>
-        </w:rPr>
-        <w:t xml:space="preserve">4.5 複製憑證到 RPI5</w:t>
+        <w:t xml:space="preserve">Please deploy a DNS TXT record under the name:</w:t>
       </w:r>
     </w:p>
     <w:p>
@@ -3355,11 +3503,11 @@
       <w:r>
         <w:rPr>
           <w:rFonts w:ascii="Consolas" w:cs="Consolas" w:eastAsia="Consolas" w:hAnsi="Consolas"/>
-          <w:color w:val="A9DC76"/>
+          <w:color w:val="636F88"/>
           <w:sz w:val="18"/>
           <w:szCs w:val="18"/>
         </w:rPr>
-        <w:t xml:space="preserve"># ✅ Windows 用戶可跳過本節，直接執行 4.6</w:t>
+        <w:t xml:space="preserve">_acme-challenge.rpi5demo.duckdns.org</w:t>
       </w:r>
     </w:p>
     <w:p>
@@ -3377,17 +3525,12 @@
       <w:r>
         <w:rPr>
           <w:rFonts w:ascii="Consolas" w:cs="Consolas" w:eastAsia="Consolas" w:hAnsi="Consolas"/>
-          <w:color w:val="A9DC76"/>
+          <w:color w:val="636F88"/>
           <w:sz w:val="18"/>
           <w:szCs w:val="18"/>
         </w:rPr>
-        <w:t xml:space="preserve"># 以下僅 Mac/Linux 用戶需要（在 Mac/Linux 電腦執行）</w:t>
-      </w:r>
-    </w:p>
-    <w:p>
-      <w:pPr>
-        <w:spacing w:after="0" w:before="80"/>
-      </w:pPr>
+        <w:t xml:space="preserve"/>
+      </w:r>
     </w:p>
     <w:p>
       <w:pPr>
@@ -3404,11 +3547,11 @@
       <w:r>
         <w:rPr>
           <w:rFonts w:ascii="Consolas" w:cs="Consolas" w:eastAsia="Consolas" w:hAnsi="Consolas"/>
-          <w:color w:val="A9DC76"/>
+          <w:color w:val="636F88"/>
           <w:sz w:val="18"/>
           <w:szCs w:val="18"/>
         </w:rPr>
-        <w:t xml:space="preserve"># 在 RPI5 上執行</w:t>
+        <w:t xml:space="preserve">with the following value:</w:t>
       </w:r>
     </w:p>
     <w:p>
@@ -3426,11 +3569,11 @@
       <w:r>
         <w:rPr>
           <w:rFonts w:ascii="Consolas" w:cs="Consolas" w:eastAsia="Consolas" w:hAnsi="Consolas"/>
-          <w:color w:val="A9DC76"/>
+          <w:color w:val="636F88"/>
           <w:sz w:val="18"/>
           <w:szCs w:val="18"/>
         </w:rPr>
-        <w:t xml:space="preserve">sudo mv /tmp/letsencrypt/ /etc/letsencrypt/</w:t>
+        <w:t xml:space="preserve">ABC123xyzDEF456uvw...   ← 複製這串驗證碼</w:t>
       </w:r>
     </w:p>
     <w:p>
@@ -3448,18 +3591,1303 @@
       <w:r>
         <w:rPr>
           <w:rFonts w:ascii="Consolas" w:cs="Consolas" w:eastAsia="Consolas" w:hAnsi="Consolas"/>
+          <w:color w:val="636F88"/>
+          <w:sz w:val="18"/>
+          <w:szCs w:val="18"/>
+        </w:rPr>
+        <w:t xml:space="preserve"/>
+      </w:r>
+    </w:p>
+    <w:p>
+      <w:pPr>
+        <w:pBdr>
+          <w:top w:val="single" w:color="444466" w:sz="1"/>
+          <w:bottom w:val="single" w:color="444466" w:sz="1"/>
+          <w:left w:val="single" w:color="444466" w:sz="1"/>
+          <w:right w:val="single" w:color="444466" w:sz="1"/>
+        </w:pBdr>
+        <w:shd w:fill="1E1E2E" w:val="clear"/>
+        <w:spacing w:after="40" w:before="40"/>
+        <w:ind w:left="360" w:right="360"/>
+      </w:pPr>
+      <w:r>
+        <w:rPr>
+          <w:rFonts w:ascii="Consolas" w:cs="Consolas" w:eastAsia="Consolas" w:hAnsi="Consolas"/>
+          <w:color w:val="636F88"/>
+          <w:sz w:val="18"/>
+          <w:szCs w:val="18"/>
+        </w:rPr>
+        <w:t xml:space="preserve">Press Enter to Continue   ← 此時先不要按！</w:t>
+      </w:r>
+    </w:p>
+    <w:p>
+      <w:pPr>
+        <w:spacing w:after="0" w:before="80"/>
+      </w:pPr>
+    </w:p>
+    <w:p>
+      <w:pPr>
+        <w:pStyle w:val="Heading3"/>
+        <w:spacing w:after="80" w:before="200"/>
+      </w:pPr>
+      <w:r>
+        <w:rPr>
+          <w:rFonts w:ascii="Arial" w:cs="Arial" w:eastAsia="Arial" w:hAnsi="Arial"/>
+          <w:b/>
+          <w:bCs/>
+          <w:color w:val="595959"/>
+          <w:sz w:val="22"/>
+          <w:szCs w:val="22"/>
+        </w:rPr>
+        <w:t xml:space="preserve">步驟 4：更新 DuckDNS 的 TXT 紀錄（關鍵！）</w:t>
+      </w:r>
+    </w:p>
+    <w:tbl>
+      <w:tblPr>
+        <w:tblW w:type="dxa" w:w="9360"/>
+        <w:tblCellMar>
+          <w:top w:type="dxa" w:w="0"/>
+          <w:bottom w:type="dxa" w:w="0"/>
+        </w:tblCellMar>
+      </w:tblPr>
+      <w:tblGrid>
+        <w:gridCol w:w="9360"/>
+      </w:tblGrid>
+      <w:tr>
+        <w:tc>
+          <w:tcPr>
+            <w:tcW w:type="dxa" w:w="9360"/>
+            <w:tcBorders>
+              <w:top w:val="single" w:sz="3" w:color="1F5C99"/>
+              <w:left w:val="single" w:sz="8" w:color="1F5C99"/>
+              <w:bottom w:val="single" w:sz="1" w:color="1F5C99"/>
+              <w:right w:val="single" w:sz="1" w:color="1F5C99"/>
+            </w:tcBorders>
+            <w:shd w:fill="D6E4F0" w:val="clear"/>
+            <w:tcMar>
+              <w:top w:type="dxa" w:w="120"/>
+              <w:left w:type="dxa" w:w="200"/>
+              <w:bottom w:type="dxa" w:w="120"/>
+              <w:right w:type="dxa" w:w="200"/>
+            </w:tcMar>
+          </w:tcPr>
+          <w:p>
+            <w:r>
+              <w:rPr>
+                <w:rFonts w:ascii="Arial" w:cs="Arial" w:eastAsia="Arial" w:hAnsi="Arial"/>
+                <w:sz w:val="20"/>
+                <w:szCs w:val="20"/>
+              </w:rPr>
+              <w:t xml:space="preserve">ℹ️ DuckDNS 網頁介面沒有提供 TXT 編輯欄位，必須使用 URL API 方式更新，這是最容易卡住的步驟。</w:t>
+            </w:r>
+          </w:p>
+        </w:tc>
+      </w:tr>
+    </w:tbl>
+    <w:p>
+      <w:pPr>
+        <w:spacing w:after="80" w:before="160"/>
+      </w:pPr>
+    </w:p>
+    <w:p>
+      <w:pPr>
+        <w:spacing w:after="80" w:before="80"/>
+      </w:pPr>
+      <w:r>
+        <w:rPr>
+          <w:rFonts w:ascii="Arial" w:cs="Arial" w:eastAsia="Arial" w:hAnsi="Arial"/>
+          <w:b w:val="false"/>
+          <w:bCs w:val="false"/>
+          <w:color w:val="000000"/>
+          <w:sz w:val="22"/>
+          <w:szCs w:val="22"/>
+        </w:rPr>
+        <w:t xml:space="preserve">在任何裝置的瀏覽器打開以下網址（替換其中兩個參數）：</w:t>
+      </w:r>
+    </w:p>
+    <w:p>
+      <w:pPr>
+        <w:pBdr>
+          <w:top w:val="single" w:color="444466" w:sz="1"/>
+          <w:bottom w:val="single" w:color="444466" w:sz="1"/>
+          <w:left w:val="single" w:color="444466" w:sz="1"/>
+          <w:right w:val="single" w:color="444466" w:sz="1"/>
+        </w:pBdr>
+        <w:shd w:fill="1E1E2E" w:val="clear"/>
+        <w:spacing w:after="40" w:before="40"/>
+        <w:ind w:left="360" w:right="360"/>
+      </w:pPr>
+      <w:r>
+        <w:rPr>
+          <w:rFonts w:ascii="Consolas" w:cs="Consolas" w:eastAsia="Consolas" w:hAnsi="Consolas"/>
           <w:color w:val="A9DC76"/>
           <w:sz w:val="18"/>
           <w:szCs w:val="18"/>
         </w:rPr>
-        <w:t xml:space="preserve">sudo chown -R root:root /etc/letsencrypt/</w:t>
-      </w:r>
-    </w:p>
-    <w:p>
-      <w:pPr>
-        <w:spacing w:after="0" w:before="160"/>
-      </w:pPr>
-    </w:p>
+        <w:t xml:space="preserve">https://www.duckdns.org/update?domains=rpi5demo&amp;token=你的token&amp;txt=certbot給的驗證碼</w:t>
+      </w:r>
+    </w:p>
+    <w:p>
+      <w:pPr>
+        <w:spacing w:after="80" w:before="80"/>
+      </w:pPr>
+    </w:p>
+    <w:p>
+      <w:pPr>
+        <w:spacing w:after="80" w:before="80"/>
+      </w:pPr>
+      <w:r>
+        <w:rPr>
+          <w:rFonts w:ascii="Arial" w:cs="Arial" w:eastAsia="Arial" w:hAnsi="Arial"/>
+          <w:b w:val="false"/>
+          <w:bCs w:val="false"/>
+          <w:color w:val="000000"/>
+          <w:sz w:val="22"/>
+          <w:szCs w:val="22"/>
+        </w:rPr>
+        <w:t xml:space="preserve">例如（token 和 txt 都換成你自己的）：</w:t>
+      </w:r>
+    </w:p>
+    <w:p>
+      <w:pPr>
+        <w:pBdr>
+          <w:top w:val="single" w:color="444466" w:sz="1"/>
+          <w:bottom w:val="single" w:color="444466" w:sz="1"/>
+          <w:left w:val="single" w:color="444466" w:sz="1"/>
+          <w:right w:val="single" w:color="444466" w:sz="1"/>
+        </w:pBdr>
+        <w:shd w:fill="1E1E2E" w:val="clear"/>
+        <w:spacing w:after="40" w:before="40"/>
+        <w:ind w:left="360" w:right="360"/>
+      </w:pPr>
+      <w:r>
+        <w:rPr>
+          <w:rFonts w:ascii="Consolas" w:cs="Consolas" w:eastAsia="Consolas" w:hAnsi="Consolas"/>
+          <w:color w:val="A9DC76"/>
+          <w:sz w:val="18"/>
+          <w:szCs w:val="18"/>
+        </w:rPr>
+        <w:t xml:space="preserve">https://www.duckdns.org/update?domains=rpi5demo&amp;</w:t>
+      </w:r>
+    </w:p>
+    <w:p>
+      <w:pPr>
+        <w:pBdr>
+          <w:top w:val="single" w:color="444466" w:sz="1"/>
+          <w:bottom w:val="single" w:color="444466" w:sz="1"/>
+          <w:left w:val="single" w:color="444466" w:sz="1"/>
+          <w:right w:val="single" w:color="444466" w:sz="1"/>
+        </w:pBdr>
+        <w:shd w:fill="1E1E2E" w:val="clear"/>
+        <w:spacing w:after="40" w:before="40"/>
+        <w:ind w:left="360" w:right="360"/>
+      </w:pPr>
+      <w:r>
+        <w:rPr>
+          <w:rFonts w:ascii="Consolas" w:cs="Consolas" w:eastAsia="Consolas" w:hAnsi="Consolas"/>
+          <w:color w:val="A9DC76"/>
+          <w:sz w:val="18"/>
+          <w:szCs w:val="18"/>
+        </w:rPr>
+        <w:t xml:space="preserve">  token=09663af9-ad64-4f30-bb4f-79d279d5e707&amp;</w:t>
+      </w:r>
+    </w:p>
+    <w:p>
+      <w:pPr>
+        <w:pBdr>
+          <w:top w:val="single" w:color="444466" w:sz="1"/>
+          <w:bottom w:val="single" w:color="444466" w:sz="1"/>
+          <w:left w:val="single" w:color="444466" w:sz="1"/>
+          <w:right w:val="single" w:color="444466" w:sz="1"/>
+        </w:pBdr>
+        <w:shd w:fill="1E1E2E" w:val="clear"/>
+        <w:spacing w:after="40" w:before="40"/>
+        <w:ind w:left="360" w:right="360"/>
+      </w:pPr>
+      <w:r>
+        <w:rPr>
+          <w:rFonts w:ascii="Consolas" w:cs="Consolas" w:eastAsia="Consolas" w:hAnsi="Consolas"/>
+          <w:color w:val="A9DC76"/>
+          <w:sz w:val="18"/>
+          <w:szCs w:val="18"/>
+        </w:rPr>
+        <w:t xml:space="preserve">  txt=ABC123xyzDEF456uvw</w:t>
+      </w:r>
+    </w:p>
+    <w:p>
+      <w:pPr>
+        <w:spacing w:after="80" w:before="80"/>
+      </w:pPr>
+    </w:p>
+    <w:p>
+      <w:pPr>
+        <w:spacing w:after="80" w:before="80"/>
+      </w:pPr>
+      <w:r>
+        <w:rPr>
+          <w:rFonts w:ascii="Arial" w:cs="Arial" w:eastAsia="Arial" w:hAnsi="Arial"/>
+          <w:b w:val="false"/>
+          <w:bCs w:val="false"/>
+          <w:color w:val="000000"/>
+          <w:sz w:val="22"/>
+          <w:szCs w:val="22"/>
+        </w:rPr>
+        <w:t xml:space="preserve">瀏覽器顯示 OK 代表 TXT 紀錄更新成功。若顯示 KO，請檢查 token 和 domains 參數是否正確。</w:t>
+      </w:r>
+    </w:p>
+    <w:p>
+      <w:pPr>
+        <w:spacing w:after="0" w:before="80"/>
+      </w:pPr>
+    </w:p>
+    <w:p>
+      <w:pPr>
+        <w:pStyle w:val="Heading3"/>
+        <w:spacing w:after="80" w:before="200"/>
+      </w:pPr>
+      <w:r>
+        <w:rPr>
+          <w:rFonts w:ascii="Arial" w:cs="Arial" w:eastAsia="Arial" w:hAnsi="Arial"/>
+          <w:b/>
+          <w:bCs/>
+          <w:color w:val="595959"/>
+          <w:sz w:val="22"/>
+          <w:szCs w:val="22"/>
+        </w:rPr>
+        <w:t xml:space="preserve">步驟 5：等 DNS 傳播後按 Enter</w:t>
+      </w:r>
+    </w:p>
+    <w:p>
+      <w:pPr>
+        <w:spacing w:after="80" w:before="80"/>
+      </w:pPr>
+      <w:r>
+        <w:rPr>
+          <w:rFonts w:ascii="Arial" w:cs="Arial" w:eastAsia="Arial" w:hAnsi="Arial"/>
+          <w:b w:val="false"/>
+          <w:bCs w:val="false"/>
+          <w:color w:val="000000"/>
+          <w:sz w:val="22"/>
+          <w:szCs w:val="22"/>
+        </w:rPr>
+        <w:t xml:space="preserve">TXT 紀錄更新後需要一點時間傳播，建議等 10–20 秒再繼續。可另開終端確認 TXT 紀錄是否正確：</w:t>
+      </w:r>
+    </w:p>
+    <w:p>
+      <w:pPr>
+        <w:pBdr>
+          <w:top w:val="single" w:color="444466" w:sz="1"/>
+          <w:bottom w:val="single" w:color="444466" w:sz="1"/>
+          <w:left w:val="single" w:color="444466" w:sz="1"/>
+          <w:right w:val="single" w:color="444466" w:sz="1"/>
+        </w:pBdr>
+        <w:shd w:fill="1E1E2E" w:val="clear"/>
+        <w:spacing w:after="40" w:before="40"/>
+        <w:ind w:left="360" w:right="360"/>
+      </w:pPr>
+      <w:r>
+        <w:rPr>
+          <w:rFonts w:ascii="Consolas" w:cs="Consolas" w:eastAsia="Consolas" w:hAnsi="Consolas"/>
+          <w:color w:val="A9DC76"/>
+          <w:sz w:val="18"/>
+          <w:szCs w:val="18"/>
+        </w:rPr>
+        <w:t xml:space="preserve">nslookup -type=TXT _acme-challenge.rpi5demo.duckdns.org 8.8.8.8</w:t>
+      </w:r>
+    </w:p>
+    <w:p>
+      <w:pPr>
+        <w:spacing w:after="80" w:before="80"/>
+      </w:pPr>
+    </w:p>
+    <w:p>
+      <w:pPr>
+        <w:spacing w:after="80" w:before="80"/>
+      </w:pPr>
+      <w:r>
+        <w:rPr>
+          <w:rFonts w:ascii="Arial" w:cs="Arial" w:eastAsia="Arial" w:hAnsi="Arial"/>
+          <w:b w:val="false"/>
+          <w:bCs w:val="false"/>
+          <w:color w:val="000000"/>
+          <w:sz w:val="22"/>
+          <w:szCs w:val="22"/>
+        </w:rPr>
+        <w:t xml:space="preserve">看到驗證碼出現即可回到 certbot 的終端，按 Enter 繼續。</w:t>
+      </w:r>
+    </w:p>
+    <w:p>
+      <w:pPr>
+        <w:spacing w:after="0" w:before="80"/>
+      </w:pPr>
+    </w:p>
+    <w:p>
+      <w:pPr>
+        <w:pStyle w:val="Heading3"/>
+        <w:spacing w:after="80" w:before="200"/>
+      </w:pPr>
+      <w:r>
+        <w:rPr>
+          <w:rFonts w:ascii="Arial" w:cs="Arial" w:eastAsia="Arial" w:hAnsi="Arial"/>
+          <w:b/>
+          <w:bCs/>
+          <w:color w:val="595959"/>
+          <w:sz w:val="22"/>
+          <w:szCs w:val="22"/>
+        </w:rPr>
+        <w:t xml:space="preserve">步驟 6：確認憑證產生成功</w:t>
+      </w:r>
+    </w:p>
+    <w:p>
+      <w:pPr>
+        <w:spacing w:after="80" w:before="80"/>
+      </w:pPr>
+      <w:r>
+        <w:rPr>
+          <w:rFonts w:ascii="Arial" w:cs="Arial" w:eastAsia="Arial" w:hAnsi="Arial"/>
+          <w:b w:val="false"/>
+          <w:bCs w:val="false"/>
+          <w:color w:val="000000"/>
+          <w:sz w:val="22"/>
+          <w:szCs w:val="22"/>
+        </w:rPr>
+        <w:t xml:space="preserve">驗證通過後會看到：</w:t>
+      </w:r>
+    </w:p>
+    <w:p>
+      <w:pPr>
+        <w:pBdr>
+          <w:top w:val="single" w:color="444466" w:sz="1"/>
+          <w:bottom w:val="single" w:color="444466" w:sz="1"/>
+          <w:left w:val="single" w:color="444466" w:sz="1"/>
+          <w:right w:val="single" w:color="444466" w:sz="1"/>
+        </w:pBdr>
+        <w:shd w:fill="1E1E2E" w:val="clear"/>
+        <w:spacing w:after="40" w:before="40"/>
+        <w:ind w:left="360" w:right="360"/>
+      </w:pPr>
+      <w:r>
+        <w:rPr>
+          <w:rFonts w:ascii="Consolas" w:cs="Consolas" w:eastAsia="Consolas" w:hAnsi="Consolas"/>
+          <w:color w:val="636F88"/>
+          <w:sz w:val="18"/>
+          <w:szCs w:val="18"/>
+        </w:rPr>
+        <w:t xml:space="preserve">Successfully received certificate.</w:t>
+      </w:r>
+    </w:p>
+    <w:p>
+      <w:pPr>
+        <w:pBdr>
+          <w:top w:val="single" w:color="444466" w:sz="1"/>
+          <w:bottom w:val="single" w:color="444466" w:sz="1"/>
+          <w:left w:val="single" w:color="444466" w:sz="1"/>
+          <w:right w:val="single" w:color="444466" w:sz="1"/>
+        </w:pBdr>
+        <w:shd w:fill="1E1E2E" w:val="clear"/>
+        <w:spacing w:after="40" w:before="40"/>
+        <w:ind w:left="360" w:right="360"/>
+      </w:pPr>
+      <w:r>
+        <w:rPr>
+          <w:rFonts w:ascii="Consolas" w:cs="Consolas" w:eastAsia="Consolas" w:hAnsi="Consolas"/>
+          <w:color w:val="636F88"/>
+          <w:sz w:val="18"/>
+          <w:szCs w:val="18"/>
+        </w:rPr>
+        <w:t xml:space="preserve">Certificate is saved at:</w:t>
+      </w:r>
+    </w:p>
+    <w:p>
+      <w:pPr>
+        <w:pBdr>
+          <w:top w:val="single" w:color="444466" w:sz="1"/>
+          <w:bottom w:val="single" w:color="444466" w:sz="1"/>
+          <w:left w:val="single" w:color="444466" w:sz="1"/>
+          <w:right w:val="single" w:color="444466" w:sz="1"/>
+        </w:pBdr>
+        <w:shd w:fill="1E1E2E" w:val="clear"/>
+        <w:spacing w:after="40" w:before="40"/>
+        <w:ind w:left="360" w:right="360"/>
+      </w:pPr>
+      <w:r>
+        <w:rPr>
+          <w:rFonts w:ascii="Consolas" w:cs="Consolas" w:eastAsia="Consolas" w:hAnsi="Consolas"/>
+          <w:color w:val="636F88"/>
+          <w:sz w:val="18"/>
+          <w:szCs w:val="18"/>
+        </w:rPr>
+        <w:t xml:space="preserve">/etc/letsencrypt/live/rpi5demo.duckdns.org/fullchain.pem</w:t>
+      </w:r>
+    </w:p>
+    <w:p>
+      <w:pPr>
+        <w:pBdr>
+          <w:top w:val="single" w:color="444466" w:sz="1"/>
+          <w:bottom w:val="single" w:color="444466" w:sz="1"/>
+          <w:left w:val="single" w:color="444466" w:sz="1"/>
+          <w:right w:val="single" w:color="444466" w:sz="1"/>
+        </w:pBdr>
+        <w:shd w:fill="1E1E2E" w:val="clear"/>
+        <w:spacing w:after="40" w:before="40"/>
+        <w:ind w:left="360" w:right="360"/>
+      </w:pPr>
+      <w:r>
+        <w:rPr>
+          <w:rFonts w:ascii="Consolas" w:cs="Consolas" w:eastAsia="Consolas" w:hAnsi="Consolas"/>
+          <w:color w:val="636F88"/>
+          <w:sz w:val="18"/>
+          <w:szCs w:val="18"/>
+        </w:rPr>
+        <w:t xml:space="preserve">Key is saved at:</w:t>
+      </w:r>
+    </w:p>
+    <w:p>
+      <w:pPr>
+        <w:pBdr>
+          <w:top w:val="single" w:color="444466" w:sz="1"/>
+          <w:bottom w:val="single" w:color="444466" w:sz="1"/>
+          <w:left w:val="single" w:color="444466" w:sz="1"/>
+          <w:right w:val="single" w:color="444466" w:sz="1"/>
+        </w:pBdr>
+        <w:shd w:fill="1E1E2E" w:val="clear"/>
+        <w:spacing w:after="40" w:before="40"/>
+        <w:ind w:left="360" w:right="360"/>
+      </w:pPr>
+      <w:r>
+        <w:rPr>
+          <w:rFonts w:ascii="Consolas" w:cs="Consolas" w:eastAsia="Consolas" w:hAnsi="Consolas"/>
+          <w:color w:val="636F88"/>
+          <w:sz w:val="18"/>
+          <w:szCs w:val="18"/>
+        </w:rPr>
+        <w:t xml:space="preserve">/etc/letsencrypt/live/rpi5demo.duckdns.org/privkey.pem</w:t>
+      </w:r>
+    </w:p>
+    <w:p>
+      <w:pPr>
+        <w:pBdr>
+          <w:top w:val="single" w:color="444466" w:sz="1"/>
+          <w:bottom w:val="single" w:color="444466" w:sz="1"/>
+          <w:left w:val="single" w:color="444466" w:sz="1"/>
+          <w:right w:val="single" w:color="444466" w:sz="1"/>
+        </w:pBdr>
+        <w:shd w:fill="1E1E2E" w:val="clear"/>
+        <w:spacing w:after="40" w:before="40"/>
+        <w:ind w:left="360" w:right="360"/>
+      </w:pPr>
+      <w:r>
+        <w:rPr>
+          <w:rFonts w:ascii="Consolas" w:cs="Consolas" w:eastAsia="Consolas" w:hAnsi="Consolas"/>
+          <w:color w:val="636F88"/>
+          <w:sz w:val="18"/>
+          <w:szCs w:val="18"/>
+        </w:rPr>
+        <w:t xml:space="preserve">This certificate expires on 2026-XX-XX.</w:t>
+      </w:r>
+    </w:p>
+    <w:p>
+      <w:pPr>
+        <w:spacing w:after="80" w:before="80"/>
+      </w:pPr>
+    </w:p>
+    <w:p>
+      <w:pPr>
+        <w:spacing w:after="80" w:before="80"/>
+      </w:pPr>
+      <w:r>
+        <w:rPr>
+          <w:rFonts w:ascii="Arial" w:cs="Arial" w:eastAsia="Arial" w:hAnsi="Arial"/>
+          <w:b w:val="false"/>
+          <w:bCs w:val="false"/>
+          <w:color w:val="000000"/>
+          <w:sz w:val="22"/>
+          <w:szCs w:val="22"/>
+        </w:rPr>
+        <w:t xml:space="preserve">確認憑證檔案存在：</w:t>
+      </w:r>
+    </w:p>
+    <w:p>
+      <w:pPr>
+        <w:pBdr>
+          <w:top w:val="single" w:color="444466" w:sz="1"/>
+          <w:bottom w:val="single" w:color="444466" w:sz="1"/>
+          <w:left w:val="single" w:color="444466" w:sz="1"/>
+          <w:right w:val="single" w:color="444466" w:sz="1"/>
+        </w:pBdr>
+        <w:shd w:fill="1E1E2E" w:val="clear"/>
+        <w:spacing w:after="40" w:before="40"/>
+        <w:ind w:left="360" w:right="360"/>
+      </w:pPr>
+      <w:r>
+        <w:rPr>
+          <w:rFonts w:ascii="Consolas" w:cs="Consolas" w:eastAsia="Consolas" w:hAnsi="Consolas"/>
+          <w:color w:val="A9DC76"/>
+          <w:sz w:val="18"/>
+          <w:szCs w:val="18"/>
+        </w:rPr>
+        <w:t xml:space="preserve">sudo ls -lh /etc/letsencrypt/live/rpi5demo.duckdns.org/</w:t>
+      </w:r>
+    </w:p>
+    <w:p>
+      <w:pPr>
+        <w:spacing w:after="0" w:before="80"/>
+      </w:pPr>
+    </w:p>
+    <w:p>
+      <w:pPr>
+        <w:pStyle w:val="Heading3"/>
+        <w:spacing w:after="80" w:before="200"/>
+      </w:pPr>
+      <w:r>
+        <w:rPr>
+          <w:rFonts w:ascii="Arial" w:cs="Arial" w:eastAsia="Arial" w:hAnsi="Arial"/>
+          <w:b/>
+          <w:bCs/>
+          <w:color w:val="595959"/>
+          <w:sz w:val="22"/>
+          <w:szCs w:val="22"/>
+        </w:rPr>
+        <w:t xml:space="preserve">常見錯誤排除</w:t>
+      </w:r>
+    </w:p>
+    <w:p>
+      <w:pPr>
+        <w:spacing w:after="80" w:before="80"/>
+      </w:pPr>
+      <w:r>
+        <w:rPr>
+          <w:rFonts w:ascii="Arial" w:cs="Arial" w:eastAsia="Arial" w:hAnsi="Arial"/>
+          <w:b w:val="false"/>
+          <w:bCs w:val="false"/>
+          <w:color w:val="000000"/>
+          <w:sz w:val="22"/>
+          <w:szCs w:val="22"/>
+        </w:rPr>
+        <w:t xml:space="preserve">若看到 Incorrect TXT record "" found 或 unauthorized 錯誤：</w:t>
+      </w:r>
+    </w:p>
+    <w:p>
+      <w:pPr>
+        <w:numPr>
+          <w:ilvl w:val="0"/>
+          <w:numId w:val="2"/>
+        </w:numPr>
+        <w:spacing w:after="60" w:before="60"/>
+      </w:pPr>
+      <w:r>
+        <w:rPr>
+          <w:rFonts w:ascii="Arial" w:cs="Arial" w:eastAsia="Arial" w:hAnsi="Arial"/>
+          <w:sz w:val="22"/>
+          <w:szCs w:val="22"/>
+        </w:rPr>
+        <w:t xml:space="preserve">確認 token 正確（不是用到被 recreate 作廢的舊 token）</w:t>
+      </w:r>
+    </w:p>
+    <w:p>
+      <w:pPr>
+        <w:numPr>
+          <w:ilvl w:val="0"/>
+          <w:numId w:val="2"/>
+        </w:numPr>
+        <w:spacing w:after="60" w:before="60"/>
+      </w:pPr>
+      <w:r>
+        <w:rPr>
+          <w:rFonts w:ascii="Arial" w:cs="Arial" w:eastAsia="Arial" w:hAnsi="Arial"/>
+          <w:sz w:val="22"/>
+          <w:szCs w:val="22"/>
+        </w:rPr>
+        <w:t xml:space="preserve">確認瀏覽器打開 URL 後看到 OK 而不是 KO</w:t>
+      </w:r>
+    </w:p>
+    <w:p>
+      <w:pPr>
+        <w:numPr>
+          <w:ilvl w:val="0"/>
+          <w:numId w:val="2"/>
+        </w:numPr>
+        <w:spacing w:after="60" w:before="60"/>
+      </w:pPr>
+      <w:r>
+        <w:rPr>
+          <w:rFonts w:ascii="Arial" w:cs="Arial" w:eastAsia="Arial" w:hAnsi="Arial"/>
+          <w:sz w:val="22"/>
+          <w:szCs w:val="22"/>
+        </w:rPr>
+        <w:t xml:space="preserve">等待時間不夠，多等 20–30 秒再按 Enter</w:t>
+      </w:r>
+    </w:p>
+    <w:p>
+      <w:pPr>
+        <w:numPr>
+          <w:ilvl w:val="0"/>
+          <w:numId w:val="2"/>
+        </w:numPr>
+        <w:spacing w:after="60" w:before="60"/>
+      </w:pPr>
+      <w:r>
+        <w:rPr>
+          <w:rFonts w:ascii="Arial" w:cs="Arial" w:eastAsia="Arial" w:hAnsi="Arial"/>
+          <w:sz w:val="22"/>
+          <w:szCs w:val="22"/>
+        </w:rPr>
+        <w:t xml:space="preserve">每次 certbot 給的驗證碼都不同，不要用舊的驗證碼重試</w:t>
+      </w:r>
+    </w:p>
+    <w:p>
+      <w:pPr>
+        <w:numPr>
+          <w:ilvl w:val="0"/>
+          <w:numId w:val="2"/>
+        </w:numPr>
+        <w:spacing w:after="60" w:before="60"/>
+      </w:pPr>
+      <w:r>
+        <w:rPr>
+          <w:rFonts w:ascii="Arial" w:cs="Arial" w:eastAsia="Arial" w:hAnsi="Arial"/>
+          <w:sz w:val="22"/>
+          <w:szCs w:val="22"/>
+        </w:rPr>
+        <w:t xml:space="preserve">若仍失敗，按 Ctrl+C 中止，從步驟 3 重新開始執行 certbot</w:t>
+      </w:r>
+    </w:p>
+    <w:p>
+      <w:pPr>
+        <w:pStyle w:val="Heading2"/>
+        <w:spacing w:after="100" w:before="280"/>
+      </w:pPr>
+      <w:r>
+        <w:rPr>
+          <w:rFonts w:ascii="Arial" w:cs="Arial" w:eastAsia="Arial" w:hAnsi="Arial"/>
+          <w:b/>
+          <w:bCs/>
+          <w:color w:val="1F5C99"/>
+          <w:sz w:val="26"/>
+          <w:szCs w:val="26"/>
+        </w:rPr>
+        <w:t xml:space="preserve">4.5 憑證更新（每 90 天）</w:t>
+      </w:r>
+    </w:p>
+    <w:p>
+      <w:pPr>
+        <w:spacing w:after="80" w:before="80"/>
+      </w:pPr>
+      <w:r>
+        <w:rPr>
+          <w:rFonts w:ascii="Arial" w:cs="Arial" w:eastAsia="Arial" w:hAnsi="Arial"/>
+          <w:b w:val="false"/>
+          <w:bCs w:val="false"/>
+          <w:color w:val="000000"/>
+          <w:sz w:val="22"/>
+          <w:szCs w:val="22"/>
+        </w:rPr>
+        <w:t xml:space="preserve">Let's Encrypt 憑證有效期為 90 天，過期前需重新申請。建議在展示活動前檢查有效期。</w:t>
+      </w:r>
+    </w:p>
+    <w:p>
+      <w:pPr>
+        <w:spacing w:after="0" w:before="80"/>
+      </w:pPr>
+    </w:p>
+    <w:p>
+      <w:pPr>
+        <w:pStyle w:val="Heading3"/>
+        <w:spacing w:after="80" w:before="200"/>
+      </w:pPr>
+      <w:r>
+        <w:rPr>
+          <w:rFonts w:ascii="Arial" w:cs="Arial" w:eastAsia="Arial" w:hAnsi="Arial"/>
+          <w:b/>
+          <w:bCs/>
+          <w:color w:val="595959"/>
+          <w:sz w:val="22"/>
+          <w:szCs w:val="22"/>
+        </w:rPr>
+        <w:t xml:space="preserve">檢查憑證剩餘天數</w:t>
+      </w:r>
+    </w:p>
+    <w:p>
+      <w:pPr>
+        <w:pBdr>
+          <w:top w:val="single" w:color="444466" w:sz="1"/>
+          <w:bottom w:val="single" w:color="444466" w:sz="1"/>
+          <w:left w:val="single" w:color="444466" w:sz="1"/>
+          <w:right w:val="single" w:color="444466" w:sz="1"/>
+        </w:pBdr>
+        <w:shd w:fill="1E1E2E" w:val="clear"/>
+        <w:spacing w:after="40" w:before="40"/>
+        <w:ind w:left="360" w:right="360"/>
+      </w:pPr>
+      <w:r>
+        <w:rPr>
+          <w:rFonts w:ascii="Consolas" w:cs="Consolas" w:eastAsia="Consolas" w:hAnsi="Consolas"/>
+          <w:color w:val="A9DC76"/>
+          <w:sz w:val="18"/>
+          <w:szCs w:val="18"/>
+        </w:rPr>
+        <w:t xml:space="preserve">sudo openssl x509 -enddate -noout \</w:t>
+      </w:r>
+    </w:p>
+    <w:p>
+      <w:pPr>
+        <w:pBdr>
+          <w:top w:val="single" w:color="444466" w:sz="1"/>
+          <w:bottom w:val="single" w:color="444466" w:sz="1"/>
+          <w:left w:val="single" w:color="444466" w:sz="1"/>
+          <w:right w:val="single" w:color="444466" w:sz="1"/>
+        </w:pBdr>
+        <w:shd w:fill="1E1E2E" w:val="clear"/>
+        <w:spacing w:after="40" w:before="40"/>
+        <w:ind w:left="360" w:right="360"/>
+      </w:pPr>
+      <w:r>
+        <w:rPr>
+          <w:rFonts w:ascii="Consolas" w:cs="Consolas" w:eastAsia="Consolas" w:hAnsi="Consolas"/>
+          <w:color w:val="A9DC76"/>
+          <w:sz w:val="18"/>
+          <w:szCs w:val="18"/>
+        </w:rPr>
+        <w:t xml:space="preserve">  -in /etc/letsencrypt/live/rpi5demo.duckdns.org/fullchain.pem</w:t>
+      </w:r>
+    </w:p>
+    <w:p>
+      <w:pPr>
+        <w:spacing w:after="80" w:before="80"/>
+      </w:pPr>
+    </w:p>
+    <w:p>
+      <w:pPr>
+        <w:spacing w:after="80" w:before="80"/>
+      </w:pPr>
+      <w:r>
+        <w:rPr>
+          <w:rFonts w:ascii="Arial" w:cs="Arial" w:eastAsia="Arial" w:hAnsi="Arial"/>
+          <w:b w:val="false"/>
+          <w:bCs w:val="false"/>
+          <w:color w:val="000000"/>
+          <w:sz w:val="22"/>
+          <w:szCs w:val="22"/>
+        </w:rPr>
+        <w:t xml:space="preserve">輸出類似：</w:t>
+      </w:r>
+    </w:p>
+    <w:p>
+      <w:pPr>
+        <w:pBdr>
+          <w:top w:val="single" w:color="444466" w:sz="1"/>
+          <w:bottom w:val="single" w:color="444466" w:sz="1"/>
+          <w:left w:val="single" w:color="444466" w:sz="1"/>
+          <w:right w:val="single" w:color="444466" w:sz="1"/>
+        </w:pBdr>
+        <w:shd w:fill="1E1E2E" w:val="clear"/>
+        <w:spacing w:after="40" w:before="40"/>
+        <w:ind w:left="360" w:right="360"/>
+      </w:pPr>
+      <w:r>
+        <w:rPr>
+          <w:rFonts w:ascii="Consolas" w:cs="Consolas" w:eastAsia="Consolas" w:hAnsi="Consolas"/>
+          <w:color w:val="636F88"/>
+          <w:sz w:val="18"/>
+          <w:szCs w:val="18"/>
+        </w:rPr>
+        <w:t xml:space="preserve">notAfter=Jul 15 12:34:56 2026 GMT</w:t>
+      </w:r>
+    </w:p>
+    <w:p>
+      <w:pPr>
+        <w:spacing w:after="0" w:before="80"/>
+      </w:pPr>
+    </w:p>
+    <w:p>
+      <w:pPr>
+        <w:pStyle w:val="Heading3"/>
+        <w:spacing w:after="80" w:before="200"/>
+      </w:pPr>
+      <w:r>
+        <w:rPr>
+          <w:rFonts w:ascii="Arial" w:cs="Arial" w:eastAsia="Arial" w:hAnsi="Arial"/>
+          <w:b/>
+          <w:bCs/>
+          <w:color w:val="595959"/>
+          <w:sz w:val="22"/>
+          <w:szCs w:val="22"/>
+        </w:rPr>
+        <w:t xml:space="preserve">重新申請（手動更新）</w:t>
+      </w:r>
+    </w:p>
+    <w:p>
+      <w:pPr>
+        <w:spacing w:after="80" w:before="80"/>
+      </w:pPr>
+      <w:r>
+        <w:rPr>
+          <w:rFonts w:ascii="Arial" w:cs="Arial" w:eastAsia="Arial" w:hAnsi="Arial"/>
+          <w:b w:val="false"/>
+          <w:bCs w:val="false"/>
+          <w:color w:val="000000"/>
+          <w:sz w:val="22"/>
+          <w:szCs w:val="22"/>
+        </w:rPr>
+        <w:t xml:space="preserve">RPI5 接上網路，SSH 進入後執行與初次申請相同的指令：</w:t>
+      </w:r>
+    </w:p>
+    <w:p>
+      <w:pPr>
+        <w:pBdr>
+          <w:top w:val="single" w:color="444466" w:sz="1"/>
+          <w:bottom w:val="single" w:color="444466" w:sz="1"/>
+          <w:left w:val="single" w:color="444466" w:sz="1"/>
+          <w:right w:val="single" w:color="444466" w:sz="1"/>
+        </w:pBdr>
+        <w:shd w:fill="1E1E2E" w:val="clear"/>
+        <w:spacing w:after="40" w:before="40"/>
+        <w:ind w:left="360" w:right="360"/>
+      </w:pPr>
+      <w:r>
+        <w:rPr>
+          <w:rFonts w:ascii="Consolas" w:cs="Consolas" w:eastAsia="Consolas" w:hAnsi="Consolas"/>
+          <w:color w:val="A9DC76"/>
+          <w:sz w:val="18"/>
+          <w:szCs w:val="18"/>
+        </w:rPr>
+        <w:t xml:space="preserve">sudo certbot certonly \</w:t>
+      </w:r>
+    </w:p>
+    <w:p>
+      <w:pPr>
+        <w:pBdr>
+          <w:top w:val="single" w:color="444466" w:sz="1"/>
+          <w:bottom w:val="single" w:color="444466" w:sz="1"/>
+          <w:left w:val="single" w:color="444466" w:sz="1"/>
+          <w:right w:val="single" w:color="444466" w:sz="1"/>
+        </w:pBdr>
+        <w:shd w:fill="1E1E2E" w:val="clear"/>
+        <w:spacing w:after="40" w:before="40"/>
+        <w:ind w:left="360" w:right="360"/>
+      </w:pPr>
+      <w:r>
+        <w:rPr>
+          <w:rFonts w:ascii="Consolas" w:cs="Consolas" w:eastAsia="Consolas" w:hAnsi="Consolas"/>
+          <w:color w:val="A9DC76"/>
+          <w:sz w:val="18"/>
+          <w:szCs w:val="18"/>
+        </w:rPr>
+        <w:t xml:space="preserve">  --manual \</w:t>
+      </w:r>
+    </w:p>
+    <w:p>
+      <w:pPr>
+        <w:pBdr>
+          <w:top w:val="single" w:color="444466" w:sz="1"/>
+          <w:bottom w:val="single" w:color="444466" w:sz="1"/>
+          <w:left w:val="single" w:color="444466" w:sz="1"/>
+          <w:right w:val="single" w:color="444466" w:sz="1"/>
+        </w:pBdr>
+        <w:shd w:fill="1E1E2E" w:val="clear"/>
+        <w:spacing w:after="40" w:before="40"/>
+        <w:ind w:left="360" w:right="360"/>
+      </w:pPr>
+      <w:r>
+        <w:rPr>
+          <w:rFonts w:ascii="Consolas" w:cs="Consolas" w:eastAsia="Consolas" w:hAnsi="Consolas"/>
+          <w:color w:val="A9DC76"/>
+          <w:sz w:val="18"/>
+          <w:szCs w:val="18"/>
+        </w:rPr>
+        <w:t xml:space="preserve">  --preferred-challenges dns \</w:t>
+      </w:r>
+    </w:p>
+    <w:p>
+      <w:pPr>
+        <w:pBdr>
+          <w:top w:val="single" w:color="444466" w:sz="1"/>
+          <w:bottom w:val="single" w:color="444466" w:sz="1"/>
+          <w:left w:val="single" w:color="444466" w:sz="1"/>
+          <w:right w:val="single" w:color="444466" w:sz="1"/>
+        </w:pBdr>
+        <w:shd w:fill="1E1E2E" w:val="clear"/>
+        <w:spacing w:after="40" w:before="40"/>
+        <w:ind w:left="360" w:right="360"/>
+      </w:pPr>
+      <w:r>
+        <w:rPr>
+          <w:rFonts w:ascii="Consolas" w:cs="Consolas" w:eastAsia="Consolas" w:hAnsi="Consolas"/>
+          <w:color w:val="A9DC76"/>
+          <w:sz w:val="18"/>
+          <w:szCs w:val="18"/>
+        </w:rPr>
+        <w:t xml:space="preserve">  --agree-tos \</w:t>
+      </w:r>
+    </w:p>
+    <w:p>
+      <w:pPr>
+        <w:pBdr>
+          <w:top w:val="single" w:color="444466" w:sz="1"/>
+          <w:bottom w:val="single" w:color="444466" w:sz="1"/>
+          <w:left w:val="single" w:color="444466" w:sz="1"/>
+          <w:right w:val="single" w:color="444466" w:sz="1"/>
+        </w:pBdr>
+        <w:shd w:fill="1E1E2E" w:val="clear"/>
+        <w:spacing w:after="40" w:before="40"/>
+        <w:ind w:left="360" w:right="360"/>
+      </w:pPr>
+      <w:r>
+        <w:rPr>
+          <w:rFonts w:ascii="Consolas" w:cs="Consolas" w:eastAsia="Consolas" w:hAnsi="Consolas"/>
+          <w:color w:val="A9DC76"/>
+          <w:sz w:val="18"/>
+          <w:szCs w:val="18"/>
+        </w:rPr>
+        <w:t xml:space="preserve">  --email your@email.com \</w:t>
+      </w:r>
+    </w:p>
+    <w:p>
+      <w:pPr>
+        <w:pBdr>
+          <w:top w:val="single" w:color="444466" w:sz="1"/>
+          <w:bottom w:val="single" w:color="444466" w:sz="1"/>
+          <w:left w:val="single" w:color="444466" w:sz="1"/>
+          <w:right w:val="single" w:color="444466" w:sz="1"/>
+        </w:pBdr>
+        <w:shd w:fill="1E1E2E" w:val="clear"/>
+        <w:spacing w:after="40" w:before="40"/>
+        <w:ind w:left="360" w:right="360"/>
+      </w:pPr>
+      <w:r>
+        <w:rPr>
+          <w:rFonts w:ascii="Consolas" w:cs="Consolas" w:eastAsia="Consolas" w:hAnsi="Consolas"/>
+          <w:color w:val="A9DC76"/>
+          <w:sz w:val="18"/>
+          <w:szCs w:val="18"/>
+        </w:rPr>
+        <w:t xml:space="preserve">  -d rpi5demo.duckdns.org</w:t>
+      </w:r>
+    </w:p>
+    <w:p>
+      <w:pPr>
+        <w:spacing w:after="80" w:before="80"/>
+      </w:pPr>
+    </w:p>
+    <w:p>
+      <w:pPr>
+        <w:spacing w:after="80" w:before="80"/>
+      </w:pPr>
+      <w:r>
+        <w:rPr>
+          <w:rFonts w:ascii="Arial" w:cs="Arial" w:eastAsia="Arial" w:hAnsi="Arial"/>
+          <w:b w:val="false"/>
+          <w:bCs w:val="false"/>
+          <w:color w:val="000000"/>
+          <w:sz w:val="22"/>
+          <w:szCs w:val="22"/>
+        </w:rPr>
+        <w:t xml:space="preserve">certbot 會偵測到現有憑證，詢問：</w:t>
+      </w:r>
+    </w:p>
+    <w:p>
+      <w:pPr>
+        <w:pBdr>
+          <w:top w:val="single" w:color="444466" w:sz="1"/>
+          <w:bottom w:val="single" w:color="444466" w:sz="1"/>
+          <w:left w:val="single" w:color="444466" w:sz="1"/>
+          <w:right w:val="single" w:color="444466" w:sz="1"/>
+        </w:pBdr>
+        <w:shd w:fill="1E1E2E" w:val="clear"/>
+        <w:spacing w:after="40" w:before="40"/>
+        <w:ind w:left="360" w:right="360"/>
+      </w:pPr>
+      <w:r>
+        <w:rPr>
+          <w:rFonts w:ascii="Consolas" w:cs="Consolas" w:eastAsia="Consolas" w:hAnsi="Consolas"/>
+          <w:color w:val="636F88"/>
+          <w:sz w:val="18"/>
+          <w:szCs w:val="18"/>
+        </w:rPr>
+        <w:t xml:space="preserve">You have an existing certificate for rpi5demo.duckdns.org</w:t>
+      </w:r>
+    </w:p>
+    <w:p>
+      <w:pPr>
+        <w:pBdr>
+          <w:top w:val="single" w:color="444466" w:sz="1"/>
+          <w:bottom w:val="single" w:color="444466" w:sz="1"/>
+          <w:left w:val="single" w:color="444466" w:sz="1"/>
+          <w:right w:val="single" w:color="444466" w:sz="1"/>
+        </w:pBdr>
+        <w:shd w:fill="1E1E2E" w:val="clear"/>
+        <w:spacing w:after="40" w:before="40"/>
+        <w:ind w:left="360" w:right="360"/>
+      </w:pPr>
+      <w:r>
+        <w:rPr>
+          <w:rFonts w:ascii="Consolas" w:cs="Consolas" w:eastAsia="Consolas" w:hAnsi="Consolas"/>
+          <w:color w:val="636F88"/>
+          <w:sz w:val="18"/>
+          <w:szCs w:val="18"/>
+        </w:rPr>
+        <w:t xml:space="preserve">What would you like to do?</w:t>
+      </w:r>
+    </w:p>
+    <w:p>
+      <w:pPr>
+        <w:pBdr>
+          <w:top w:val="single" w:color="444466" w:sz="1"/>
+          <w:bottom w:val="single" w:color="444466" w:sz="1"/>
+          <w:left w:val="single" w:color="444466" w:sz="1"/>
+          <w:right w:val="single" w:color="444466" w:sz="1"/>
+        </w:pBdr>
+        <w:shd w:fill="1E1E2E" w:val="clear"/>
+        <w:spacing w:after="40" w:before="40"/>
+        <w:ind w:left="360" w:right="360"/>
+      </w:pPr>
+      <w:r>
+        <w:rPr>
+          <w:rFonts w:ascii="Consolas" w:cs="Consolas" w:eastAsia="Consolas" w:hAnsi="Consolas"/>
+          <w:color w:val="636F88"/>
+          <w:sz w:val="18"/>
+          <w:szCs w:val="18"/>
+        </w:rPr>
+        <w:t xml:space="preserve">1: Keep the existing certificate</w:t>
+      </w:r>
+    </w:p>
+    <w:p>
+      <w:pPr>
+        <w:pBdr>
+          <w:top w:val="single" w:color="444466" w:sz="1"/>
+          <w:bottom w:val="single" w:color="444466" w:sz="1"/>
+          <w:left w:val="single" w:color="444466" w:sz="1"/>
+          <w:right w:val="single" w:color="444466" w:sz="1"/>
+        </w:pBdr>
+        <w:shd w:fill="1E1E2E" w:val="clear"/>
+        <w:spacing w:after="40" w:before="40"/>
+        <w:ind w:left="360" w:right="360"/>
+      </w:pPr>
+      <w:r>
+        <w:rPr>
+          <w:rFonts w:ascii="Consolas" w:cs="Consolas" w:eastAsia="Consolas" w:hAnsi="Consolas"/>
+          <w:color w:val="636F88"/>
+          <w:sz w:val="18"/>
+          <w:szCs w:val="18"/>
+        </w:rPr>
+        <w:t xml:space="preserve">2: Renew &amp; replace the certificate   ← 選 2</w:t>
+      </w:r>
+    </w:p>
+    <w:p>
+      <w:pPr>
+        <w:spacing w:after="80" w:before="80"/>
+      </w:pPr>
+    </w:p>
+    <w:p>
+      <w:pPr>
+        <w:spacing w:after="80" w:before="80"/>
+      </w:pPr>
+      <w:r>
+        <w:rPr>
+          <w:rFonts w:ascii="Arial" w:cs="Arial" w:eastAsia="Arial" w:hAnsi="Arial"/>
+          <w:b w:val="false"/>
+          <w:bCs w:val="false"/>
+          <w:color w:val="000000"/>
+          <w:sz w:val="22"/>
+          <w:szCs w:val="22"/>
+        </w:rPr>
+        <w:t xml:space="preserve">選 2 後流程完全與初次申請相同：開瀏覽器更新 DuckDNS TXT 紀錄，等 10–20 秒，按 Enter。</w:t>
+      </w:r>
+    </w:p>
+    <w:p>
+      <w:pPr>
+        <w:spacing w:after="0" w:before="80"/>
+      </w:pPr>
+    </w:p>
+    <w:p>
+      <w:pPr>
+        <w:pStyle w:val="Heading3"/>
+        <w:spacing w:after="80" w:before="200"/>
+      </w:pPr>
+      <w:r>
+        <w:rPr>
+          <w:rFonts w:ascii="Arial" w:cs="Arial" w:eastAsia="Arial" w:hAnsi="Arial"/>
+          <w:b/>
+          <w:bCs/>
+          <w:color w:val="595959"/>
+          <w:sz w:val="22"/>
+          <w:szCs w:val="22"/>
+        </w:rPr>
+        <w:t xml:space="preserve">更新後重啟 nginx</w:t>
+      </w:r>
+    </w:p>
+    <w:p>
+      <w:pPr>
+        <w:spacing w:after="80" w:before="80"/>
+      </w:pPr>
+      <w:r>
+        <w:rPr>
+          <w:rFonts w:ascii="Arial" w:cs="Arial" w:eastAsia="Arial" w:hAnsi="Arial"/>
+          <w:b w:val="false"/>
+          <w:bCs w:val="false"/>
+          <w:color w:val="000000"/>
+          <w:sz w:val="22"/>
+          <w:szCs w:val="22"/>
+        </w:rPr>
+        <w:t xml:space="preserve">憑證更新後需重啟 nginx 才會載入新憑證：</w:t>
+      </w:r>
+    </w:p>
+    <w:p>
+      <w:pPr>
+        <w:pBdr>
+          <w:top w:val="single" w:color="444466" w:sz="1"/>
+          <w:bottom w:val="single" w:color="444466" w:sz="1"/>
+          <w:left w:val="single" w:color="444466" w:sz="1"/>
+          <w:right w:val="single" w:color="444466" w:sz="1"/>
+        </w:pBdr>
+        <w:shd w:fill="1E1E2E" w:val="clear"/>
+        <w:spacing w:after="40" w:before="40"/>
+        <w:ind w:left="360" w:right="360"/>
+      </w:pPr>
+      <w:r>
+        <w:rPr>
+          <w:rFonts w:ascii="Consolas" w:cs="Consolas" w:eastAsia="Consolas" w:hAnsi="Consolas"/>
+          <w:color w:val="A9DC76"/>
+          <w:sz w:val="18"/>
+          <w:szCs w:val="18"/>
+        </w:rPr>
+        <w:t xml:space="preserve">sudo systemctl restart nginx</w:t>
+      </w:r>
+    </w:p>
+    <w:p>
+      <w:pPr>
+        <w:spacing w:after="0" w:before="80"/>
+      </w:pPr>
+    </w:p>
+    <w:p>
+      <w:pPr>
+        <w:pStyle w:val="Heading3"/>
+        <w:spacing w:after="80" w:before="200"/>
+      </w:pPr>
+      <w:r>
+        <w:rPr>
+          <w:rFonts w:ascii="Arial" w:cs="Arial" w:eastAsia="Arial" w:hAnsi="Arial"/>
+          <w:b/>
+          <w:bCs/>
+          <w:color w:val="595959"/>
+          <w:sz w:val="22"/>
+          <w:szCs w:val="22"/>
+        </w:rPr>
+        <w:t xml:space="preserve">確認新憑證已生效</w:t>
+      </w:r>
+    </w:p>
+    <w:p>
+      <w:pPr>
+        <w:pBdr>
+          <w:top w:val="single" w:color="444466" w:sz="1"/>
+          <w:bottom w:val="single" w:color="444466" w:sz="1"/>
+          <w:left w:val="single" w:color="444466" w:sz="1"/>
+          <w:right w:val="single" w:color="444466" w:sz="1"/>
+        </w:pBdr>
+        <w:shd w:fill="1E1E2E" w:val="clear"/>
+        <w:spacing w:after="40" w:before="40"/>
+        <w:ind w:left="360" w:right="360"/>
+      </w:pPr>
+      <w:r>
+        <w:rPr>
+          <w:rFonts w:ascii="Consolas" w:cs="Consolas" w:eastAsia="Consolas" w:hAnsi="Consolas"/>
+          <w:color w:val="A9DC76"/>
+          <w:sz w:val="18"/>
+          <w:szCs w:val="18"/>
+        </w:rPr>
+        <w:t xml:space="preserve">sudo openssl x509 -enddate -noout \</w:t>
+      </w:r>
+    </w:p>
+    <w:p>
+      <w:pPr>
+        <w:pBdr>
+          <w:top w:val="single" w:color="444466" w:sz="1"/>
+          <w:bottom w:val="single" w:color="444466" w:sz="1"/>
+          <w:left w:val="single" w:color="444466" w:sz="1"/>
+          <w:right w:val="single" w:color="444466" w:sz="1"/>
+        </w:pBdr>
+        <w:shd w:fill="1E1E2E" w:val="clear"/>
+        <w:spacing w:after="40" w:before="40"/>
+        <w:ind w:left="360" w:right="360"/>
+      </w:pPr>
+      <w:r>
+        <w:rPr>
+          <w:rFonts w:ascii="Consolas" w:cs="Consolas" w:eastAsia="Consolas" w:hAnsi="Consolas"/>
+          <w:color w:val="A9DC76"/>
+          <w:sz w:val="18"/>
+          <w:szCs w:val="18"/>
+        </w:rPr>
+        <w:t xml:space="preserve">  -in /etc/letsencrypt/live/rpi5demo.duckdns.org/fullchain.pem</w:t>
+      </w:r>
+    </w:p>
+    <w:p>
+      <w:pPr>
+        <w:spacing w:after="80" w:before="80"/>
+      </w:pPr>
+    </w:p>
+    <w:p>
+      <w:pPr>
+        <w:spacing w:after="80" w:before="80"/>
+      </w:pPr>
+      <w:r>
+        <w:rPr>
+          <w:rFonts w:ascii="Arial" w:cs="Arial" w:eastAsia="Arial" w:hAnsi="Arial"/>
+          <w:b w:val="false"/>
+          <w:bCs w:val="false"/>
+          <w:color w:val="000000"/>
+          <w:sz w:val="22"/>
+          <w:szCs w:val="22"/>
+        </w:rPr>
+        <w:t xml:space="preserve">notAfter 日期應顯示往後推了約 90 天。</w:t>
+      </w:r>
+    </w:p>
+    <w:p>
+      <w:pPr>
+        <w:spacing w:after="0" w:before="80"/>
+      </w:pPr>
+    </w:p>
+    <w:tbl>
+      <w:tblPr>
+        <w:tblW w:type="dxa" w:w="9360"/>
+        <w:tblCellMar>
+          <w:top w:type="dxa" w:w="0"/>
+          <w:bottom w:type="dxa" w:w="0"/>
+        </w:tblCellMar>
+      </w:tblPr>
+      <w:tblGrid>
+        <w:gridCol w:w="9360"/>
+      </w:tblGrid>
+      <w:tr>
+        <w:tc>
+          <w:tcPr>
+            <w:tcW w:type="dxa" w:w="9360"/>
+            <w:tcBorders>
+              <w:top w:val="single" w:sz="3" w:color="1D6A4A"/>
+              <w:left w:val="single" w:sz="8" w:color="1D6A4A"/>
+              <w:bottom w:val="single" w:sz="1" w:color="1D6A4A"/>
+              <w:right w:val="single" w:sz="1" w:color="1D6A4A"/>
+            </w:tcBorders>
+            <w:shd w:fill="E8F5EF" w:val="clear"/>
+            <w:tcMar>
+              <w:top w:type="dxa" w:w="120"/>
+              <w:left w:type="dxa" w:w="200"/>
+              <w:bottom w:type="dxa" w:w="120"/>
+              <w:right w:type="dxa" w:w="200"/>
+            </w:tcMar>
+          </w:tcPr>
+          <w:p>
+            <w:r>
+              <w:rPr>
+                <w:rFonts w:ascii="Arial" w:cs="Arial" w:eastAsia="Arial" w:hAnsi="Arial"/>
+                <w:sz w:val="20"/>
+                <w:szCs w:val="20"/>
+              </w:rPr>
+              <w:t xml:space="preserve">💡 小提醒：建議在日曆加上每 60 天的提醒，提早 30 天更新避免憑證過期。展示前一天務必確認憑證有效期，過期會導致手機瀏覽器警告不安全，語音 API 無法使用。</w:t>
+            </w:r>
+          </w:p>
+        </w:tc>
+      </w:tr>
+    </w:tbl>
     <w:p>
       <w:pPr>
         <w:pStyle w:val="Heading2"/>
@@ -8780,7 +10208,7 @@
           <w:sz w:val="26"/>
           <w:szCs w:val="26"/>
         </w:rPr>
-        <w:t xml:space="preserve">9.4 憑證更新（每 90 天）</w:t>
+        <w:t xml:space="preserve">9.4 憑證更新（詳見 4.5 節）</w:t>
       </w:r>
     </w:p>
     <w:p>

--- a/操作說明書_v2.docx
+++ b/操作說明書_v2.docx
@@ -524,7 +524,7 @@
                 <w:sz w:val="20"/>
                 <w:szCs w:val="20"/>
               </w:rPr>
-              <w:t xml:space="preserve">訪客掃 QR 開啟，語音輸入，即時顯示回應與廣播通知</w:t>
+              <w:t xml:space="preserve">訪客掃 QR 開啟，支援語音與打字輸入，即時顯示回應與廣播通知</w:t>
             </w:r>
           </w:p>
         </w:tc>
@@ -2369,7 +2369,7 @@
           <w:sz w:val="18"/>
           <w:szCs w:val="18"/>
         </w:rPr>
-        <w:t xml:space="preserve">│   ├── index.html      ← 手機 Web UI（語音輸入 + 廣播顯示）</w:t>
+        <w:t xml:space="preserve">│   ├── index.html      ← 手機 Web UI（語音 + 打字輸入 + 廣播顯示）</w:t>
       </w:r>
     </w:p>
     <w:p>
@@ -5587,7 +5587,7 @@
                 <w:sz w:val="20"/>
                 <w:szCs w:val="20"/>
               </w:rPr>
-              <w:t xml:space="preserve">ℹ️ 整個推理鏈（兩次 LLM 呼叫 + 工具執行）都在 Lock 範圍內，確保不會有並發衝突。並以 finally 區塊防止「幽靈排隊」：訪客在等待期間關閉瀏覽器時，計數器仍能正確歸零。</w:t>
+              <w:t xml:space="preserve">ℹ️ 整個推理鏈（單次 LLM 呼叫 + 工具執行）都在 Lock 範圍內，確保不會有並發衝突。v2 已優化為「跳過第二次推理」，工具結果直接回傳給用戶，大幅縮短等待時間。並以 finally 區塊防止「幽靈排隊」：訪客在等待期間關閉瀏覽器時，計數器仍能正確歸零。</w:t>
             </w:r>
           </w:p>
         </w:tc>
@@ -6256,7 +6256,7 @@
           <w:sz w:val="22"/>
           <w:szCs w:val="22"/>
         </w:rPr>
-        <w:t xml:space="preserve">或執行 start_demo.sh，僅負責開啟 Kiosk 螢幕（Server 由 systemd 自動管理）：</w:t>
+        <w:t xml:space="preserve">在 RPI5 桌面的瀏覽器開啟網址即可（Server 由 systemd 自動管理）：</w:t>
       </w:r>
     </w:p>
     <w:p>
@@ -6278,7 +6278,7 @@
           <w:sz w:val="18"/>
           <w:szCs w:val="18"/>
         </w:rPr>
-        <w:t xml:space="preserve">./start_demo.sh</w:t>
+        <w:t xml:space="preserve">chromium-browser --kiosk --incognito http://localhost:8000/display</w:t>
       </w:r>
     </w:p>
     <w:p>
@@ -8087,7 +8087,7 @@
                 <w:sz w:val="20"/>
                 <w:szCs w:val="20"/>
               </w:rPr>
-              <w:t xml:space="preserve">用手機掃 QR，測試一次語音輸入</w:t>
+              <w:t xml:space="preserve">用手機掃 QR，測試一次語音與打字輸入</w:t>
             </w:r>
           </w:p>
         </w:tc>
@@ -9543,7 +9543,7 @@
           <w:sz w:val="22"/>
           <w:szCs w:val="22"/>
         </w:rPr>
-        <w:t xml:space="preserve">Lock 的範圍涵蓋整個推理鏈（兩次 LLM 呼叫 + 工具執行），確保不會有並發問題。Lock 釋放後下一個排隊的訪客才能開始推理。</w:t>
+        <w:t xml:space="preserve">Lock 的範圍涵蓋整個推理流程（LLM 推理 + 工具執行）。v2 優化：function call 執行後不再做第二次推理，直接把工具的執行結果逐字回傳給用戶，省下 5-10 秒等待時間。Lock 釋放後下一個排隊的訪客才能開始推理。</w:t>
       </w:r>
     </w:p>
     <w:p>
